--- a/Отчеты/Разбор_Лр_3_САиМИС.docx
+++ b/Отчеты/Разбор_Лр_3_САиМИС.docx
@@ -4,24 +4,61 @@
   <w:body>
     <w:p>
       <w:pPr>
+        <w:ind w:firstLine="0"/>
         <w:jc w:val="center"/>
       </w:pPr>
       <w:r>
         <w:rPr>
+          <w:rFonts w:ascii="Times New Roman" w:hAnsi="Times New Roman" w:eastAsia="Times New Roman" w:cs="Times New Roman"/>
           <w:b w:val="0"/>
           <w:i w:val="0"/>
+          <w:color w:val="000000"/>
+          <w:sz w:val="24"/>
         </w:rPr>
-        <w:t>Дисциплина: САиМИС (системный анализ и моделирование информационных систем)</w:t>
+        <w:t>Министерство науки и высшего образования Российской Федерации</w:t>
       </w:r>
     </w:p>
     <w:p>
       <w:pPr>
+        <w:ind w:firstLine="0"/>
         <w:jc w:val="center"/>
       </w:pPr>
       <w:r>
         <w:rPr>
+          <w:rFonts w:ascii="Times New Roman" w:hAnsi="Times New Roman" w:eastAsia="Times New Roman" w:cs="Times New Roman"/>
+          <w:b w:val="0"/>
+          <w:i w:val="0"/>
+          <w:color w:val="000000"/>
+          <w:sz w:val="26"/>
+        </w:rPr>
+        <w:t>Дисциплина: системный анализ и моделирование информационных систем (САиМИС)</w:t>
+      </w:r>
+    </w:p>
+    <w:p>
+      <w:pPr>
+        <w:ind w:firstLine="0"/>
+      </w:pPr>
+      <w:r>
+        <w:rPr>
+          <w:rFonts w:ascii="Times New Roman" w:hAnsi="Times New Roman" w:eastAsia="Times New Roman" w:cs="Times New Roman"/>
+          <w:b w:val="0"/>
+          <w:i w:val="0"/>
+          <w:color w:val="000000"/>
+          <w:sz w:val="20"/>
+        </w:rPr>
+      </w:r>
+    </w:p>
+    <w:p>
+      <w:pPr>
+        <w:ind w:firstLine="0"/>
+        <w:jc w:val="center"/>
+      </w:pPr>
+      <w:r>
+        <w:rPr>
+          <w:rFonts w:ascii="Times New Roman" w:hAnsi="Times New Roman" w:eastAsia="Times New Roman" w:cs="Times New Roman"/>
           <w:b/>
           <w:i w:val="0"/>
+          <w:color w:val="000000"/>
           <w:sz w:val="32"/>
         </w:rPr>
         <w:t>Разбор лабораторной работы «Лр 3 САиМИС»</w:t>
@@ -29,74 +66,159 @@
     </w:p>
     <w:p>
       <w:pPr>
+        <w:ind w:firstLine="0"/>
+        <w:jc w:val="center"/>
+      </w:pPr>
+      <w:r>
+        <w:rPr>
+          <w:rFonts w:ascii="Times New Roman" w:hAnsi="Times New Roman" w:eastAsia="Times New Roman" w:cs="Times New Roman"/>
+          <w:b w:val="0"/>
+          <w:i/>
+          <w:color w:val="000000"/>
+          <w:sz w:val="26"/>
+        </w:rPr>
+        <w:t>Модель АЗС в Simulink: две колонки и приоритет грузовиков на выезде</w:t>
+      </w:r>
+    </w:p>
+    <w:p>
+      <w:pPr>
+        <w:ind w:firstLine="0"/>
+      </w:pPr>
+      <w:r>
+        <w:rPr>
+          <w:rFonts w:ascii="Times New Roman" w:hAnsi="Times New Roman" w:eastAsia="Times New Roman" w:cs="Times New Roman"/>
+          <w:b w:val="0"/>
+          <w:i w:val="0"/>
+          <w:color w:val="000000"/>
+          <w:sz w:val="20"/>
+        </w:rPr>
+      </w:r>
+    </w:p>
+    <w:p>
+      <w:pPr>
+        <w:ind w:firstLine="0"/>
         <w:jc w:val="right"/>
       </w:pPr>
       <w:r>
         <w:rPr>
+          <w:rFonts w:ascii="Times New Roman" w:hAnsi="Times New Roman" w:eastAsia="Times New Roman" w:cs="Times New Roman"/>
           <w:b w:val="0"/>
           <w:i w:val="0"/>
+          <w:color w:val="000000"/>
+          <w:sz w:val="28"/>
         </w:rPr>
-        <w:t>Выполнил(а): [ФИО], гр. [группа]</w:t>
+        <w:t>Выполнил: Мейер-Шишнёв Владислав Алексеевич</w:t>
       </w:r>
     </w:p>
     <w:p>
       <w:pPr>
-        <w:jc w:val="right"/>
+        <w:ind w:firstLine="0"/>
       </w:pPr>
       <w:r>
         <w:rPr>
+          <w:rFonts w:ascii="Times New Roman" w:hAnsi="Times New Roman" w:eastAsia="Times New Roman" w:cs="Times New Roman"/>
           <w:b w:val="0"/>
           <w:i w:val="0"/>
+          <w:color w:val="000000"/>
+          <w:sz w:val="16"/>
         </w:rPr>
-        <w:t>Проверил(а): [ФИО преподавателя]</w:t>
-      </w:r>
-    </w:p>
-    <w:p/>
-    <w:p>
-      <w:pPr>
-        <w:jc w:val="center"/>
-      </w:pPr>
-      <w:r>
-        <w:rPr>
-          <w:b w:val="0"/>
-          <w:i/>
-        </w:rPr>
-        <w:t>Тема: Составление модели запросов на сервер в среде Simulink (автозаправочная станция)</w:t>
-      </w:r>
-    </w:p>
-    <w:p>
-      <w:r>
-        <w:rPr>
-          <w:b w:val="0"/>
-          <w:i w:val="0"/>
-        </w:rPr>
-        <w:t>Разбор выполняется по трём пунктам: (1) описание моделируемого реального объекта с настройками; (2) цель создания модели и получаемые статистические данные; (3) обоснование времени прогона модели.</w:t>
       </w:r>
     </w:p>
     <w:p>
       <w:pPr>
         <w:pStyle w:val="Heading1"/>
+        <w:ind w:firstLine="0"/>
       </w:pPr>
       <w:r>
         <w:t>1. Моделируемый реальный объект и его настройки</w:t>
       </w:r>
     </w:p>
     <w:p>
+      <w:pPr>
+        <w:ind w:firstLine="709"/>
+      </w:pPr>
       <w:r>
         <w:rPr>
+          <w:rFonts w:ascii="Times New Roman" w:hAnsi="Times New Roman" w:eastAsia="Times New Roman" w:cs="Times New Roman"/>
           <w:b w:val="0"/>
           <w:i w:val="0"/>
+          <w:color w:val="000000"/>
+          <w:sz w:val="28"/>
         </w:rPr>
-        <w:t>Моделируемый реальный объект — автозаправочная станция (АЗС) с двумя заправочными колонками. Часть автомобилей (например, грузовые) обслуживается у одной колонки, другая часть (легковые) — у второй; обслуживание на колонках происходит абсолютно независимо, количество автомобилей на колонках не ограничено. Выезд со станции — один (одна полоса), при этом грузовые автомобили имеют приоритет при выезде: легковые автомобили стоят в очереди на выезд и проезжают только при отсутствии грузовых. Обслуживание каждого автомобиля занимает случайный промежуток времени, сотрудники колонок работают с разной частотой.</w:t>
+        <w:t>Реальный объект — автозаправочная станция с двумя колонками. Грузовые автомобили заправляются на одной колонке, легковые — на другой. Колонки работают независимо. Выезд со станции один, и на нём приоритет у грузовиков: легковые стоят и проезжают только когда грузовиков нет. Цель модели, поставленная в работе, — понять, нужна ли дополнительная полоса на выезде.</w:t>
       </w:r>
     </w:p>
     <w:p>
+      <w:pPr>
+        <w:spacing w:after="40"/>
+        <w:ind w:firstLine="0"/>
+        <w:jc w:val="center"/>
+      </w:pPr>
+      <w:r>
+        <w:drawing>
+          <wp:inline xmlns:a="http://schemas.openxmlformats.org/drawingml/2006/main" xmlns:pic="http://schemas.openxmlformats.org/drawingml/2006/picture">
+            <wp:extent cx="5580000" cy="4251136"/>
+            <wp:docPr id="1" name="Picture 1"/>
+            <wp:cNvGraphicFramePr>
+              <a:graphicFrameLocks noChangeAspect="1"/>
+            </wp:cNvGraphicFramePr>
+            <a:graphic>
+              <a:graphicData uri="http://schemas.openxmlformats.org/drawingml/2006/picture">
+                <pic:pic>
+                  <pic:nvPicPr>
+                    <pic:cNvPr id="0" name="l3_scheme.png"/>
+                    <pic:cNvPicPr/>
+                  </pic:nvPicPr>
+                  <pic:blipFill>
+                    <a:blip r:embed="rId9"/>
+                    <a:stretch>
+                      <a:fillRect/>
+                    </a:stretch>
+                  </pic:blipFill>
+                  <pic:spPr>
+                    <a:xfrm>
+                      <a:off x="0" y="0"/>
+                      <a:ext cx="5580000" cy="4251136"/>
+                    </a:xfrm>
+                    <a:prstGeom prst="rect"/>
+                  </pic:spPr>
+                </pic:pic>
+              </a:graphicData>
+            </a:graphic>
+          </wp:inline>
+        </w:drawing>
+      </w:r>
+    </w:p>
+    <w:p>
+      <w:pPr>
+        <w:spacing w:after="200"/>
+        <w:ind w:firstLine="0"/>
+        <w:jc w:val="center"/>
+      </w:pPr>
       <w:r>
         <w:rPr>
+          <w:rFonts w:ascii="Times New Roman" w:hAnsi="Times New Roman" w:eastAsia="Times New Roman" w:cs="Times New Roman"/>
+          <w:b w:val="0"/>
+          <w:i/>
+          <w:color w:val="000000"/>
+          <w:sz w:val="24"/>
+        </w:rPr>
+        <w:t>Рисунок 1 — Схема модели АЗС в Simulink</w:t>
+      </w:r>
+    </w:p>
+    <w:p>
+      <w:pPr>
+        <w:ind w:firstLine="709"/>
+      </w:pPr>
+      <w:r>
+        <w:rPr>
+          <w:rFonts w:ascii="Times New Roman" w:hAnsi="Times New Roman" w:eastAsia="Times New Roman" w:cs="Times New Roman"/>
           <w:b w:val="0"/>
           <w:i w:val="0"/>
+          <w:color w:val="000000"/>
+          <w:sz w:val="28"/>
         </w:rPr>
-        <w:t>Настройки объекта, выявленные из описания модели:</w:t>
+        <w:t>Настройки, которые стоят в модели:</w:t>
       </w:r>
     </w:p>
     <w:tbl>
@@ -113,33 +235,43 @@
       <w:tr>
         <w:tc>
           <w:tcPr>
-            <w:tcW w:type="dxa" w:w="3118"/>
+            <w:tcW w:type="dxa" w:w="3402"/>
           </w:tcPr>
           <w:p>
+            <w:pPr>
+              <w:ind w:firstLine="0"/>
+            </w:pPr>
             <w:r/>
             <w:r>
               <w:rPr>
-                <w:rFonts w:ascii="Times New Roman" w:hAnsi="Times New Roman"/>
+                <w:rFonts w:ascii="Times New Roman" w:hAnsi="Times New Roman" w:eastAsia="Times New Roman" w:cs="Times New Roman"/>
                 <w:b/>
+                <w:i w:val="0"/>
+                <w:color w:val="000000"/>
                 <w:sz w:val="24"/>
               </w:rPr>
-              <w:t>Параметр / роль объекта</w:t>
+              <w:t>Элемент объекта</w:t>
             </w:r>
           </w:p>
         </w:tc>
         <w:tc>
           <w:tcPr>
-            <w:tcW w:type="dxa" w:w="5669"/>
+            <w:tcW w:type="dxa" w:w="5386"/>
           </w:tcPr>
           <w:p>
+            <w:pPr>
+              <w:ind w:firstLine="0"/>
+            </w:pPr>
             <w:r/>
             <w:r>
               <w:rPr>
-                <w:rFonts w:ascii="Times New Roman" w:hAnsi="Times New Roman"/>
+                <w:rFonts w:ascii="Times New Roman" w:hAnsi="Times New Roman" w:eastAsia="Times New Roman" w:cs="Times New Roman"/>
                 <w:b/>
+                <w:i w:val="0"/>
+                <w:color w:val="000000"/>
                 <w:sz w:val="24"/>
               </w:rPr>
-              <w:t>Значение в модели</w:t>
+              <w:t>Блок и параметры</w:t>
             </w:r>
           </w:p>
         </w:tc>
@@ -147,31 +279,43 @@
       <w:tr>
         <w:tc>
           <w:tcPr>
-            <w:tcW w:type="dxa" w:w="3118"/>
+            <w:tcW w:type="dxa" w:w="3402"/>
           </w:tcPr>
           <w:p>
+            <w:pPr>
+              <w:ind w:firstLine="0"/>
+            </w:pPr>
             <w:r/>
             <w:r>
               <w:rPr>
-                <w:rFonts w:ascii="Times New Roman" w:hAnsi="Times New Roman"/>
+                <w:rFonts w:ascii="Times New Roman" w:hAnsi="Times New Roman" w:eastAsia="Times New Roman" w:cs="Times New Roman"/>
+                <w:b w:val="0"/>
+                <w:i w:val="0"/>
+                <w:color w:val="000000"/>
                 <w:sz w:val="24"/>
               </w:rPr>
-              <w:t>Легковые автомобили (1-я колонка)</w:t>
+              <w:t>Легковые (1-я колонка)</w:t>
             </w:r>
           </w:p>
         </w:tc>
         <w:tc>
           <w:tcPr>
-            <w:tcW w:type="dxa" w:w="5669"/>
+            <w:tcW w:type="dxa" w:w="5386"/>
           </w:tcPr>
           <w:p>
+            <w:pPr>
+              <w:ind w:firstLine="0"/>
+            </w:pPr>
             <w:r/>
             <w:r>
               <w:rPr>
-                <w:rFonts w:ascii="Times New Roman" w:hAnsi="Times New Roman"/>
+                <w:rFonts w:ascii="Times New Roman" w:hAnsi="Times New Roman" w:eastAsia="Times New Roman" w:cs="Times New Roman"/>
+                <w:b w:val="0"/>
+                <w:i w:val="0"/>
+                <w:color w:val="000000"/>
                 <w:sz w:val="24"/>
               </w:rPr>
-              <w:t>Time-Based Entity Generator: Distribution = Constant; Period = 3 (3 ч); Generation event priority = 500; статистики: #d, Average intergeneration time; Response when blocked: Pause generation / Delayed restart</w:t>
+              <w:t>Time-Based Entity Generator, Constant, Period = 3 ч, priority = 500; #d, Average intergeneration time</w:t>
             </w:r>
           </w:p>
         </w:tc>
@@ -179,31 +323,43 @@
       <w:tr>
         <w:tc>
           <w:tcPr>
-            <w:tcW w:type="dxa" w:w="3118"/>
+            <w:tcW w:type="dxa" w:w="3402"/>
           </w:tcPr>
           <w:p>
+            <w:pPr>
+              <w:ind w:firstLine="0"/>
+            </w:pPr>
             <w:r/>
             <w:r>
               <w:rPr>
-                <w:rFonts w:ascii="Times New Roman" w:hAnsi="Times New Roman"/>
+                <w:rFonts w:ascii="Times New Roman" w:hAnsi="Times New Roman" w:eastAsia="Times New Roman" w:cs="Times New Roman"/>
+                <w:b w:val="0"/>
+                <w:i w:val="0"/>
+                <w:color w:val="000000"/>
                 <w:sz w:val="24"/>
               </w:rPr>
-              <w:t>Грузовые автомобили (2-я колонка, приоритет на выезде)</w:t>
+              <w:t>Грузовые (2-я колонка, приоритет на выезде)</w:t>
             </w:r>
           </w:p>
         </w:tc>
         <w:tc>
           <w:tcPr>
-            <w:tcW w:type="dxa" w:w="5669"/>
+            <w:tcW w:type="dxa" w:w="5386"/>
           </w:tcPr>
           <w:p>
+            <w:pPr>
+              <w:ind w:firstLine="0"/>
+            </w:pPr>
             <w:r/>
             <w:r>
               <w:rPr>
-                <w:rFonts w:ascii="Times New Roman" w:hAnsi="Times New Roman"/>
+                <w:rFonts w:ascii="Times New Roman" w:hAnsi="Times New Roman" w:eastAsia="Times New Roman" w:cs="Times New Roman"/>
+                <w:b w:val="0"/>
+                <w:i w:val="0"/>
+                <w:color w:val="000000"/>
                 <w:sz w:val="24"/>
               </w:rPr>
-              <w:t>Time-Based Entity Generator1: Distribution = Constant; Period = 0,3 (0,3 ч ≈ 18 мин); Generation event priority = 300; те же статистики и реакции на блокировку</w:t>
+              <w:t>Time-Based Entity Generator1, Constant, Period = 0,3 ч, priority = 300</w:t>
             </w:r>
           </w:p>
         </w:tc>
@@ -211,31 +367,43 @@
       <w:tr>
         <w:tc>
           <w:tcPr>
-            <w:tcW w:type="dxa" w:w="3118"/>
+            <w:tcW w:type="dxa" w:w="3402"/>
           </w:tcPr>
           <w:p>
+            <w:pPr>
+              <w:ind w:firstLine="0"/>
+            </w:pPr>
             <w:r/>
             <w:r>
               <w:rPr>
-                <w:rFonts w:ascii="Times New Roman" w:hAnsi="Times New Roman"/>
+                <w:rFonts w:ascii="Times New Roman" w:hAnsi="Times New Roman" w:eastAsia="Times New Roman" w:cs="Times New Roman"/>
+                <w:b w:val="0"/>
+                <w:i w:val="0"/>
+                <w:color w:val="000000"/>
                 <w:sz w:val="24"/>
               </w:rPr>
-              <w:t>Очередь легковых автомобилей</w:t>
+              <w:t>Очередь легковых на выезде</w:t>
             </w:r>
           </w:p>
         </w:tc>
         <w:tc>
           <w:tcPr>
-            <w:tcW w:type="dxa" w:w="5669"/>
+            <w:tcW w:type="dxa" w:w="5386"/>
           </w:tcPr>
           <w:p>
+            <w:pPr>
+              <w:ind w:firstLine="0"/>
+            </w:pPr>
             <w:r/>
             <w:r>
               <w:rPr>
-                <w:rFonts w:ascii="Times New Roman" w:hAnsi="Times New Roman"/>
+                <w:rFonts w:ascii="Times New Roman" w:hAnsi="Times New Roman" w:eastAsia="Times New Roman" w:cs="Times New Roman"/>
+                <w:b w:val="0"/>
+                <w:i w:val="0"/>
+                <w:color w:val="000000"/>
                 <w:sz w:val="24"/>
               </w:rPr>
-              <w:t>FIFO Queue: Capacity = 25; статистики: Number of entities departed (#d), Average time (w)</w:t>
+              <w:t>FIFO Queue, Capacity = 25; #d, Average time</w:t>
             </w:r>
           </w:p>
         </w:tc>
@@ -243,31 +411,43 @@
       <w:tr>
         <w:tc>
           <w:tcPr>
-            <w:tcW w:type="dxa" w:w="3118"/>
+            <w:tcW w:type="dxa" w:w="3402"/>
           </w:tcPr>
           <w:p>
+            <w:pPr>
+              <w:ind w:firstLine="0"/>
+            </w:pPr>
             <w:r/>
             <w:r>
               <w:rPr>
-                <w:rFonts w:ascii="Times New Roman" w:hAnsi="Times New Roman"/>
+                <w:rFonts w:ascii="Times New Roman" w:hAnsi="Times New Roman" w:eastAsia="Times New Roman" w:cs="Times New Roman"/>
+                <w:b w:val="0"/>
+                <w:i w:val="0"/>
+                <w:color w:val="000000"/>
                 <w:sz w:val="24"/>
               </w:rPr>
-              <w:t>Заправочные колонки</w:t>
+              <w:t>Колонки</w:t>
             </w:r>
           </w:p>
         </w:tc>
         <w:tc>
           <w:tcPr>
-            <w:tcW w:type="dxa" w:w="5669"/>
+            <w:tcW w:type="dxa" w:w="5386"/>
           </w:tcPr>
           <w:p>
+            <w:pPr>
+              <w:ind w:firstLine="0"/>
+            </w:pPr>
             <w:r/>
             <w:r>
               <w:rPr>
-                <w:rFonts w:ascii="Times New Roman" w:hAnsi="Times New Roman"/>
+                <w:rFonts w:ascii="Times New Roman" w:hAnsi="Times New Roman" w:eastAsia="Times New Roman" w:cs="Times New Roman"/>
+                <w:b w:val="0"/>
+                <w:i w:val="0"/>
+                <w:color w:val="000000"/>
                 <w:sz w:val="24"/>
               </w:rPr>
-              <w:t>Single Server и Single Server1: Service time from = Signal port t; Service completion event priority = 500; статистики: #d, Average time (w)</w:t>
+              <w:t>Single Server и Single Server1, Service time from = Signal port t, priority = 500; #d, Average time</w:t>
             </w:r>
           </w:p>
         </w:tc>
@@ -275,31 +455,43 @@
       <w:tr>
         <w:tc>
           <w:tcPr>
-            <w:tcW w:type="dxa" w:w="3118"/>
+            <w:tcW w:type="dxa" w:w="3402"/>
           </w:tcPr>
           <w:p>
+            <w:pPr>
+              <w:ind w:firstLine="0"/>
+            </w:pPr>
             <w:r/>
             <w:r>
               <w:rPr>
-                <w:rFonts w:ascii="Times New Roman" w:hAnsi="Times New Roman"/>
+                <w:rFonts w:ascii="Times New Roman" w:hAnsi="Times New Roman" w:eastAsia="Times New Roman" w:cs="Times New Roman"/>
+                <w:b w:val="0"/>
+                <w:i w:val="0"/>
+                <w:color w:val="000000"/>
                 <w:sz w:val="24"/>
               </w:rPr>
-              <w:t>Время обслуживания автомобиля</w:t>
+              <w:t>Время заправки</w:t>
             </w:r>
           </w:p>
         </w:tc>
         <w:tc>
           <w:tcPr>
-            <w:tcW w:type="dxa" w:w="5669"/>
+            <w:tcW w:type="dxa" w:w="5386"/>
           </w:tcPr>
           <w:p>
+            <w:pPr>
+              <w:ind w:firstLine="0"/>
+            </w:pPr>
             <w:r/>
             <w:r>
               <w:rPr>
-                <w:rFonts w:ascii="Times New Roman" w:hAnsi="Times New Roman"/>
+                <w:rFonts w:ascii="Times New Roman" w:hAnsi="Times New Roman" w:eastAsia="Times New Roman" w:cs="Times New Roman"/>
+                <w:b w:val="0"/>
+                <w:i w:val="0"/>
+                <w:color w:val="000000"/>
                 <w:sz w:val="24"/>
               </w:rPr>
-              <w:t>Event-Based Random Number и Event-Based Random Number1: Distribution = Exponential; Mean = 2; Initial seed = 12345 (экспоненциальное распределение времён обслуживания)</w:t>
+              <w:t>Event-Based Random Number, Exponential, Mean = 2, seed = 12345 (обе колонки)</w:t>
             </w:r>
           </w:p>
         </w:tc>
@@ -307,31 +499,43 @@
       <w:tr>
         <w:tc>
           <w:tcPr>
-            <w:tcW w:type="dxa" w:w="3118"/>
+            <w:tcW w:type="dxa" w:w="3402"/>
           </w:tcPr>
           <w:p>
+            <w:pPr>
+              <w:ind w:firstLine="0"/>
+            </w:pPr>
             <w:r/>
             <w:r>
               <w:rPr>
-                <w:rFonts w:ascii="Times New Roman" w:hAnsi="Times New Roman"/>
+                <w:rFonts w:ascii="Times New Roman" w:hAnsi="Times New Roman" w:eastAsia="Times New Roman" w:cs="Times New Roman"/>
+                <w:b w:val="0"/>
+                <w:i w:val="0"/>
+                <w:color w:val="000000"/>
                 <w:sz w:val="24"/>
               </w:rPr>
-              <w:t>Выезд с АЗС (один)</w:t>
+              <w:t>Выезд (одна полоса)</w:t>
             </w:r>
           </w:p>
         </w:tc>
         <w:tc>
           <w:tcPr>
-            <w:tcW w:type="dxa" w:w="5669"/>
+            <w:tcW w:type="dxa" w:w="5386"/>
           </w:tcPr>
           <w:p>
+            <w:pPr>
+              <w:ind w:firstLine="0"/>
+            </w:pPr>
             <w:r/>
             <w:r>
               <w:rPr>
-                <w:rFonts w:ascii="Times New Roman" w:hAnsi="Times New Roman"/>
+                <w:rFonts w:ascii="Times New Roman" w:hAnsi="Times New Roman" w:eastAsia="Times New Roman" w:cs="Times New Roman"/>
+                <w:b w:val="0"/>
+                <w:i w:val="0"/>
+                <w:color w:val="000000"/>
                 <w:sz w:val="24"/>
               </w:rPr>
-              <w:t>Path Combiner: Number of entity input ports = 2, Status notification: IN1 port — приоритет потока грузовых автомобилей (вход 1); статистика: #d</w:t>
+              <w:t>Path Combiner, 2 входа, precedence = IN1 (грузовики); #d</w:t>
             </w:r>
           </w:p>
         </w:tc>
@@ -339,224 +543,635 @@
       <w:tr>
         <w:tc>
           <w:tcPr>
-            <w:tcW w:type="dxa" w:w="3118"/>
+            <w:tcW w:type="dxa" w:w="3402"/>
           </w:tcPr>
           <w:p>
+            <w:pPr>
+              <w:ind w:firstLine="0"/>
+            </w:pPr>
             <w:r/>
             <w:r>
               <w:rPr>
-                <w:rFonts w:ascii="Times New Roman" w:hAnsi="Times New Roman"/>
+                <w:rFonts w:ascii="Times New Roman" w:hAnsi="Times New Roman" w:eastAsia="Times New Roman" w:cs="Times New Roman"/>
+                <w:b w:val="0"/>
+                <w:i w:val="0"/>
+                <w:color w:val="000000"/>
                 <w:sz w:val="24"/>
               </w:rPr>
-              <w:t>Покидание станции</w:t>
+              <w:t>Покидание АЗС</w:t>
             </w:r>
           </w:p>
         </w:tc>
         <w:tc>
           <w:tcPr>
-            <w:tcW w:type="dxa" w:w="5669"/>
+            <w:tcW w:type="dxa" w:w="5386"/>
           </w:tcPr>
           <w:p>
+            <w:pPr>
+              <w:ind w:firstLine="0"/>
+            </w:pPr>
             <w:r/>
             <w:r>
               <w:rPr>
-                <w:rFonts w:ascii="Times New Roman" w:hAnsi="Times New Roman"/>
+                <w:rFonts w:ascii="Times New Roman" w:hAnsi="Times New Roman" w:eastAsia="Times New Roman" w:cs="Times New Roman"/>
+                <w:b w:val="0"/>
+                <w:i w:val="0"/>
+                <w:color w:val="000000"/>
                 <w:sz w:val="24"/>
               </w:rPr>
-              <w:t>Entity Sink — все автомобили покидают АЗС</w:t>
-            </w:r>
-          </w:p>
-        </w:tc>
-      </w:tr>
-      <w:tr>
-        <w:tc>
-          <w:tcPr>
-            <w:tcW w:type="dxa" w:w="3118"/>
-          </w:tcPr>
-          <w:p>
-            <w:r/>
-            <w:r>
-              <w:rPr>
-                <w:rFonts w:ascii="Times New Roman" w:hAnsi="Times New Roman"/>
-                <w:sz w:val="24"/>
-              </w:rPr>
-              <w:t>Визуализация</w:t>
-            </w:r>
-          </w:p>
-        </w:tc>
-        <w:tc>
-          <w:tcPr>
-            <w:tcW w:type="dxa" w:w="5669"/>
-          </w:tcPr>
-          <w:p>
-            <w:r/>
-            <w:r>
-              <w:rPr>
-                <w:rFonts w:ascii="Times New Roman" w:hAnsi="Times New Roman"/>
-                <w:sz w:val="24"/>
-              </w:rPr>
-              <w:t>Display × 6 (счётчики автомобилей), Signal Scope × 6: графики генерации по колонкам, длина очереди по времени, время обслуживания/нагрузка колонок, общий поток выезжающих</w:t>
+              <w:t>Entity Sink</w:t>
             </w:r>
           </w:p>
         </w:tc>
       </w:tr>
     </w:tbl>
     <w:p>
+      <w:pPr>
+        <w:ind w:firstLine="0"/>
+      </w:pPr>
       <w:r>
         <w:rPr>
+          <w:rFonts w:ascii="Times New Roman" w:hAnsi="Times New Roman" w:eastAsia="Times New Roman" w:cs="Times New Roman"/>
           <w:b w:val="0"/>
           <w:i w:val="0"/>
+          <w:color w:val="000000"/>
+          <w:sz w:val="12"/>
         </w:rPr>
-        <w:t>Соответствие модели реальному объекту: количество автомобилей — количество сгенерированных заявок; графики работы АЗС — Signal Scope; счётчики обслуживаемых автомобилей — Display; очередность автомобилей — FIFO Queue; обслуживающие колонки — серверы Single Server; время обслуживания автомобиля — случайное число Event-Based Random Number; выезд со станции — блок объединения потоков Path Combiner.</w:t>
+      </w:r>
+    </w:p>
+    <w:p>
+      <w:pPr>
+        <w:ind w:firstLine="709"/>
+      </w:pPr>
+      <w:r>
+        <w:rPr>
+          <w:rFonts w:ascii="Times New Roman" w:hAnsi="Times New Roman" w:eastAsia="Times New Roman" w:cs="Times New Roman"/>
+          <w:b w:val="0"/>
+          <w:i w:val="0"/>
+          <w:color w:val="000000"/>
+          <w:sz w:val="28"/>
+        </w:rPr>
+        <w:t>Соответствие простое: заявка — автомобиль, сервер — колонка, FIFO — очередь легковых перед выездом, Path Combiner — сама полоса выезда, на которой грузовик всегда едет первым.</w:t>
       </w:r>
     </w:p>
     <w:p>
       <w:pPr>
         <w:pStyle w:val="Heading1"/>
+        <w:ind w:firstLine="0"/>
       </w:pPr>
       <w:r>
-        <w:t>2. Цель создания модели и получаемые статистические данные</w:t>
+        <w:t>2. Цель создания модели. Статистика при прогоне</w:t>
       </w:r>
     </w:p>
     <w:p>
+      <w:pPr>
+        <w:ind w:firstLine="709"/>
+      </w:pPr>
       <w:r>
         <w:rPr>
+          <w:rFonts w:ascii="Times New Roman" w:hAnsi="Times New Roman" w:eastAsia="Times New Roman" w:cs="Times New Roman"/>
           <w:b w:val="0"/>
           <w:i w:val="0"/>
+          <w:color w:val="000000"/>
+          <w:sz w:val="28"/>
         </w:rPr>
-        <w:t>Цель модели (сформулирована в задании): определить необходимость проектирования дополнительной полосы при выезде с автозаправочной станции. Для этого модель позволяет получить следующие статистические данные:</w:t>
+        <w:t>Цель — решить, нужна ли вторая полоса на выезде. Для этого с модели снимается:</w:t>
       </w:r>
     </w:p>
     <w:p>
       <w:pPr>
         <w:pStyle w:val="ListBullet"/>
+        <w:ind w:firstLine="0" w:left="567"/>
       </w:pPr>
       <w:r>
-        <w:t>количество сгенерированных и обслуженных автомобилей отдельно на каждой из колонок (счётчики Display1–Display5), общий счётчик обслуженных автомобилей (Display3);</w:t>
+        <w:rPr>
+          <w:rFonts w:ascii="Times New Roman" w:hAnsi="Times New Roman" w:eastAsia="Times New Roman" w:cs="Times New Roman"/>
+          <w:b w:val="0"/>
+          <w:i w:val="0"/>
+          <w:color w:val="000000"/>
+          <w:sz w:val="28"/>
+        </w:rPr>
+        <w:t>число заправленных легковых и грузовых (Display по колонкам) и общий счётчик;</w:t>
       </w:r>
     </w:p>
     <w:p>
       <w:pPr>
         <w:pStyle w:val="ListBullet"/>
+        <w:ind w:firstLine="0" w:left="567"/>
       </w:pPr>
       <w:r>
-        <w:t>количество легковых автомобилей, находящихся в очереди (Display6), и график зависимости количества автомобилей в очереди от времени (Signal Scope3);</w:t>
+        <w:rPr>
+          <w:rFonts w:ascii="Times New Roman" w:hAnsi="Times New Roman" w:eastAsia="Times New Roman" w:cs="Times New Roman"/>
+          <w:b w:val="0"/>
+          <w:i w:val="0"/>
+          <w:color w:val="000000"/>
+          <w:sz w:val="28"/>
+        </w:rPr>
+        <w:t>число легковых в очереди на выезд и график этой очереди по времени;</w:t>
       </w:r>
     </w:p>
     <w:p>
       <w:pPr>
         <w:pStyle w:val="ListBullet"/>
+        <w:ind w:firstLine="0" w:left="567"/>
       </w:pPr>
       <w:r>
-        <w:t>графики зависимости потока автомобилей от времени по колонкам (Signal Scope1 и Scope2);</w:t>
+        <w:rPr>
+          <w:rFonts w:ascii="Times New Roman" w:hAnsi="Times New Roman" w:eastAsia="Times New Roman" w:cs="Times New Roman"/>
+          <w:b w:val="0"/>
+          <w:i w:val="0"/>
+          <w:color w:val="000000"/>
+          <w:sz w:val="28"/>
+        </w:rPr>
+        <w:t>потоки на каждой колонке по времени;</w:t>
       </w:r>
     </w:p>
     <w:p>
       <w:pPr>
         <w:pStyle w:val="ListBullet"/>
+        <w:ind w:firstLine="0" w:left="567"/>
       </w:pPr>
       <w:r>
-        <w:t>время обслуживания каждого автомобиля и нагрузку сотрудников колонок (Signal Scope и Scope4);</w:t>
+        <w:rPr>
+          <w:rFonts w:ascii="Times New Roman" w:hAnsi="Times New Roman" w:eastAsia="Times New Roman" w:cs="Times New Roman"/>
+          <w:b w:val="0"/>
+          <w:i w:val="0"/>
+          <w:color w:val="000000"/>
+          <w:sz w:val="28"/>
+        </w:rPr>
+        <w:t>время обслуживания и нагрузка сотрудников колонок;</w:t>
       </w:r>
     </w:p>
     <w:p>
       <w:pPr>
         <w:pStyle w:val="ListBullet"/>
+        <w:ind w:firstLine="0" w:left="567"/>
       </w:pPr>
       <w:r>
-        <w:t>график зависимости выезжающих автомобилей от времени (Signal Scope5) — динамику общего потока на выезде;</w:t>
+        <w:rPr>
+          <w:rFonts w:ascii="Times New Roman" w:hAnsi="Times New Roman" w:eastAsia="Times New Roman" w:cs="Times New Roman"/>
+          <w:b w:val="0"/>
+          <w:i w:val="0"/>
+          <w:color w:val="000000"/>
+          <w:sz w:val="28"/>
+        </w:rPr>
+        <w:t>график выезжающих автомобилей.</w:t>
       </w:r>
     </w:p>
     <w:p>
       <w:pPr>
-        <w:pStyle w:val="ListBullet"/>
+        <w:ind w:firstLine="709"/>
       </w:pPr>
       <w:r>
-        <w:t>среднее время генерации (Average intergeneration time) и среднее время в очереди (Average time, w).</w:t>
+        <w:rPr>
+          <w:rFonts w:ascii="Times New Roman" w:hAnsi="Times New Roman" w:eastAsia="Times New Roman" w:cs="Times New Roman"/>
+          <w:b w:val="0"/>
+          <w:i w:val="0"/>
+          <w:color w:val="000000"/>
+          <w:sz w:val="28"/>
+        </w:rPr>
+        <w:t>Если очередь легковых на выезде растёт и не рассасывается — полоса одна не справляется, нужна вторая. Если очередь эпизодическая — существующей полосы достаточно.</w:t>
       </w:r>
     </w:p>
     <w:p>
+      <w:pPr>
+        <w:spacing w:after="40"/>
+        <w:ind w:firstLine="0"/>
+        <w:jc w:val="center"/>
+      </w:pPr>
+      <w:r>
+        <w:drawing>
+          <wp:inline xmlns:a="http://schemas.openxmlformats.org/drawingml/2006/main" xmlns:pic="http://schemas.openxmlformats.org/drawingml/2006/picture">
+            <wp:extent cx="3060000" cy="2974206"/>
+            <wp:docPr id="2" name="Picture 2"/>
+            <wp:cNvGraphicFramePr>
+              <a:graphicFrameLocks noChangeAspect="1"/>
+            </wp:cNvGraphicFramePr>
+            <a:graphic>
+              <a:graphicData uri="http://schemas.openxmlformats.org/drawingml/2006/picture">
+                <pic:pic>
+                  <pic:nvPicPr>
+                    <pic:cNvPr id="0" name="l3_i2.png"/>
+                    <pic:cNvPicPr/>
+                  </pic:nvPicPr>
+                  <pic:blipFill>
+                    <a:blip r:embed="rId10"/>
+                    <a:stretch>
+                      <a:fillRect/>
+                    </a:stretch>
+                  </pic:blipFill>
+                  <pic:spPr>
+                    <a:xfrm>
+                      <a:off x="0" y="0"/>
+                      <a:ext cx="3060000" cy="2974206"/>
+                    </a:xfrm>
+                    <a:prstGeom prst="rect"/>
+                  </pic:spPr>
+                </pic:pic>
+              </a:graphicData>
+            </a:graphic>
+          </wp:inline>
+        </w:drawing>
+      </w:r>
+    </w:p>
+    <w:p>
+      <w:pPr>
+        <w:spacing w:after="200"/>
+        <w:ind w:firstLine="0"/>
+        <w:jc w:val="center"/>
+      </w:pPr>
       <w:r>
         <w:rPr>
+          <w:rFonts w:ascii="Times New Roman" w:hAnsi="Times New Roman" w:eastAsia="Times New Roman" w:cs="Times New Roman"/>
+          <w:b w:val="0"/>
+          <w:i/>
+          <w:color w:val="000000"/>
+          <w:sz w:val="24"/>
+        </w:rPr>
+        <w:t>Рисунок 2 — Генерация потока (колонка легковых, период 3)</w:t>
+      </w:r>
+    </w:p>
+    <w:p>
+      <w:pPr>
+        <w:spacing w:after="40"/>
+        <w:ind w:firstLine="0"/>
+        <w:jc w:val="center"/>
+      </w:pPr>
+      <w:r>
+        <w:drawing>
+          <wp:inline xmlns:a="http://schemas.openxmlformats.org/drawingml/2006/main" xmlns:pic="http://schemas.openxmlformats.org/drawingml/2006/picture">
+            <wp:extent cx="3060000" cy="2964969"/>
+            <wp:docPr id="3" name="Picture 3"/>
+            <wp:cNvGraphicFramePr>
+              <a:graphicFrameLocks noChangeAspect="1"/>
+            </wp:cNvGraphicFramePr>
+            <a:graphic>
+              <a:graphicData uri="http://schemas.openxmlformats.org/drawingml/2006/picture">
+                <pic:pic>
+                  <pic:nvPicPr>
+                    <pic:cNvPr id="0" name="l3_i3.png"/>
+                    <pic:cNvPicPr/>
+                  </pic:nvPicPr>
+                  <pic:blipFill>
+                    <a:blip r:embed="rId11"/>
+                    <a:stretch>
+                      <a:fillRect/>
+                    </a:stretch>
+                  </pic:blipFill>
+                  <pic:spPr>
+                    <a:xfrm>
+                      <a:off x="0" y="0"/>
+                      <a:ext cx="3060000" cy="2964969"/>
+                    </a:xfrm>
+                    <a:prstGeom prst="rect"/>
+                  </pic:spPr>
+                </pic:pic>
+              </a:graphicData>
+            </a:graphic>
+          </wp:inline>
+        </w:drawing>
+      </w:r>
+    </w:p>
+    <w:p>
+      <w:pPr>
+        <w:spacing w:after="200"/>
+        <w:ind w:firstLine="0"/>
+        <w:jc w:val="center"/>
+      </w:pPr>
+      <w:r>
+        <w:rPr>
+          <w:rFonts w:ascii="Times New Roman" w:hAnsi="Times New Roman" w:eastAsia="Times New Roman" w:cs="Times New Roman"/>
+          <w:b w:val="0"/>
+          <w:i/>
+          <w:color w:val="000000"/>
+          <w:sz w:val="24"/>
+        </w:rPr>
+        <w:t>Рисунок 3 — Генерация / характеристика второго потока</w:t>
+      </w:r>
+    </w:p>
+    <w:p>
+      <w:pPr>
+        <w:spacing w:after="40"/>
+        <w:ind w:firstLine="0"/>
+        <w:jc w:val="center"/>
+      </w:pPr>
+      <w:r>
+        <w:drawing>
+          <wp:inline xmlns:a="http://schemas.openxmlformats.org/drawingml/2006/main" xmlns:pic="http://schemas.openxmlformats.org/drawingml/2006/picture">
+            <wp:extent cx="3060000" cy="2964969"/>
+            <wp:docPr id="4" name="Picture 4"/>
+            <wp:cNvGraphicFramePr>
+              <a:graphicFrameLocks noChangeAspect="1"/>
+            </wp:cNvGraphicFramePr>
+            <a:graphic>
+              <a:graphicData uri="http://schemas.openxmlformats.org/drawingml/2006/picture">
+                <pic:pic>
+                  <pic:nvPicPr>
+                    <pic:cNvPr id="0" name="l3_i4.png"/>
+                    <pic:cNvPicPr/>
+                  </pic:nvPicPr>
+                  <pic:blipFill>
+                    <a:blip r:embed="rId12"/>
+                    <a:stretch>
+                      <a:fillRect/>
+                    </a:stretch>
+                  </pic:blipFill>
+                  <pic:spPr>
+                    <a:xfrm>
+                      <a:off x="0" y="0"/>
+                      <a:ext cx="3060000" cy="2964969"/>
+                    </a:xfrm>
+                    <a:prstGeom prst="rect"/>
+                  </pic:spPr>
+                </pic:pic>
+              </a:graphicData>
+            </a:graphic>
+          </wp:inline>
+        </w:drawing>
+      </w:r>
+    </w:p>
+    <w:p>
+      <w:pPr>
+        <w:spacing w:after="200"/>
+        <w:ind w:firstLine="0"/>
+        <w:jc w:val="center"/>
+      </w:pPr>
+      <w:r>
+        <w:rPr>
+          <w:rFonts w:ascii="Times New Roman" w:hAnsi="Times New Roman" w:eastAsia="Times New Roman" w:cs="Times New Roman"/>
+          <w:b w:val="0"/>
+          <w:i/>
+          <w:color w:val="000000"/>
+          <w:sz w:val="24"/>
+        </w:rPr>
+        <w:t>Рисунок 4 — Время обслуживания на колонке (около 2 ед.)</w:t>
+      </w:r>
+    </w:p>
+    <w:p>
+      <w:pPr>
+        <w:spacing w:after="40"/>
+        <w:ind w:firstLine="0"/>
+        <w:jc w:val="center"/>
+      </w:pPr>
+      <w:r>
+        <w:drawing>
+          <wp:inline xmlns:a="http://schemas.openxmlformats.org/drawingml/2006/main" xmlns:pic="http://schemas.openxmlformats.org/drawingml/2006/picture">
+            <wp:extent cx="3060000" cy="2964969"/>
+            <wp:docPr id="5" name="Picture 5"/>
+            <wp:cNvGraphicFramePr>
+              <a:graphicFrameLocks noChangeAspect="1"/>
+            </wp:cNvGraphicFramePr>
+            <a:graphic>
+              <a:graphicData uri="http://schemas.openxmlformats.org/drawingml/2006/picture">
+                <pic:pic>
+                  <pic:nvPicPr>
+                    <pic:cNvPr id="0" name="l3_i5.png"/>
+                    <pic:cNvPicPr/>
+                  </pic:nvPicPr>
+                  <pic:blipFill>
+                    <a:blip r:embed="rId13"/>
+                    <a:stretch>
+                      <a:fillRect/>
+                    </a:stretch>
+                  </pic:blipFill>
+                  <pic:spPr>
+                    <a:xfrm>
+                      <a:off x="0" y="0"/>
+                      <a:ext cx="3060000" cy="2964969"/>
+                    </a:xfrm>
+                    <a:prstGeom prst="rect"/>
+                  </pic:spPr>
+                </pic:pic>
+              </a:graphicData>
+            </a:graphic>
+          </wp:inline>
+        </w:drawing>
+      </w:r>
+    </w:p>
+    <w:p>
+      <w:pPr>
+        <w:spacing w:after="200"/>
+        <w:ind w:firstLine="0"/>
+        <w:jc w:val="center"/>
+      </w:pPr>
+      <w:r>
+        <w:rPr>
+          <w:rFonts w:ascii="Times New Roman" w:hAnsi="Times New Roman" w:eastAsia="Times New Roman" w:cs="Times New Roman"/>
+          <w:b w:val="0"/>
+          <w:i/>
+          <w:color w:val="000000"/>
+          <w:sz w:val="24"/>
+        </w:rPr>
+        <w:t>Рисунок 5 — Время обслуживания второй колонки</w:t>
+      </w:r>
+    </w:p>
+    <w:p>
+      <w:pPr>
+        <w:spacing w:after="40"/>
+        <w:ind w:firstLine="0"/>
+        <w:jc w:val="center"/>
+      </w:pPr>
+      <w:r>
+        <w:drawing>
+          <wp:inline xmlns:a="http://schemas.openxmlformats.org/drawingml/2006/main" xmlns:pic="http://schemas.openxmlformats.org/drawingml/2006/picture">
+            <wp:extent cx="3060000" cy="2955466"/>
+            <wp:docPr id="6" name="Picture 6"/>
+            <wp:cNvGraphicFramePr>
+              <a:graphicFrameLocks noChangeAspect="1"/>
+            </wp:cNvGraphicFramePr>
+            <a:graphic>
+              <a:graphicData uri="http://schemas.openxmlformats.org/drawingml/2006/picture">
+                <pic:pic>
+                  <pic:nvPicPr>
+                    <pic:cNvPr id="0" name="l3_i6.png"/>
+                    <pic:cNvPicPr/>
+                  </pic:nvPicPr>
+                  <pic:blipFill>
+                    <a:blip r:embed="rId14"/>
+                    <a:stretch>
+                      <a:fillRect/>
+                    </a:stretch>
+                  </pic:blipFill>
+                  <pic:spPr>
+                    <a:xfrm>
+                      <a:off x="0" y="0"/>
+                      <a:ext cx="3060000" cy="2955466"/>
+                    </a:xfrm>
+                    <a:prstGeom prst="rect"/>
+                  </pic:spPr>
+                </pic:pic>
+              </a:graphicData>
+            </a:graphic>
+          </wp:inline>
+        </w:drawing>
+      </w:r>
+    </w:p>
+    <w:p>
+      <w:pPr>
+        <w:spacing w:after="200"/>
+        <w:ind w:firstLine="0"/>
+        <w:jc w:val="center"/>
+      </w:pPr>
+      <w:r>
+        <w:rPr>
+          <w:rFonts w:ascii="Times New Roman" w:hAnsi="Times New Roman" w:eastAsia="Times New Roman" w:cs="Times New Roman"/>
+          <w:b w:val="0"/>
+          <w:i/>
+          <w:color w:val="000000"/>
+          <w:sz w:val="24"/>
+        </w:rPr>
+        <w:t>Рисунок 6 — Ожидание в очереди на выезде</w:t>
+      </w:r>
+    </w:p>
+    <w:p>
+      <w:pPr>
+        <w:spacing w:after="40"/>
+        <w:ind w:firstLine="0"/>
+        <w:jc w:val="center"/>
+      </w:pPr>
+      <w:r>
+        <w:drawing>
+          <wp:inline xmlns:a="http://schemas.openxmlformats.org/drawingml/2006/main" xmlns:pic="http://schemas.openxmlformats.org/drawingml/2006/picture">
+            <wp:extent cx="3060000" cy="2964969"/>
+            <wp:docPr id="7" name="Picture 7"/>
+            <wp:cNvGraphicFramePr>
+              <a:graphicFrameLocks noChangeAspect="1"/>
+            </wp:cNvGraphicFramePr>
+            <a:graphic>
+              <a:graphicData uri="http://schemas.openxmlformats.org/drawingml/2006/picture">
+                <pic:pic>
+                  <pic:nvPicPr>
+                    <pic:cNvPr id="0" name="l3_i7.png"/>
+                    <pic:cNvPicPr/>
+                  </pic:nvPicPr>
+                  <pic:blipFill>
+                    <a:blip r:embed="rId15"/>
+                    <a:stretch>
+                      <a:fillRect/>
+                    </a:stretch>
+                  </pic:blipFill>
+                  <pic:spPr>
+                    <a:xfrm>
+                      <a:off x="0" y="0"/>
+                      <a:ext cx="3060000" cy="2964969"/>
+                    </a:xfrm>
+                    <a:prstGeom prst="rect"/>
+                  </pic:spPr>
+                </pic:pic>
+              </a:graphicData>
+            </a:graphic>
+          </wp:inline>
+        </w:drawing>
+      </w:r>
+    </w:p>
+    <w:p>
+      <w:pPr>
+        <w:spacing w:after="200"/>
+        <w:ind w:firstLine="0"/>
+        <w:jc w:val="center"/>
+      </w:pPr>
+      <w:r>
+        <w:rPr>
+          <w:rFonts w:ascii="Times New Roman" w:hAnsi="Times New Roman" w:eastAsia="Times New Roman" w:cs="Times New Roman"/>
+          <w:b w:val="0"/>
+          <w:i/>
+          <w:color w:val="000000"/>
+          <w:sz w:val="24"/>
+        </w:rPr>
+        <w:t>Рисунок 7 — Нагрузка / поток на выезде</w:t>
+      </w:r>
+    </w:p>
+    <w:p>
+      <w:pPr>
+        <w:ind w:firstLine="709"/>
+      </w:pPr>
+      <w:r>
+        <w:rPr>
+          <w:rFonts w:ascii="Times New Roman" w:hAnsi="Times New Roman" w:eastAsia="Times New Roman" w:cs="Times New Roman"/>
           <w:b w:val="0"/>
           <w:i w:val="0"/>
+          <w:color w:val="000000"/>
+          <w:sz w:val="28"/>
         </w:rPr>
-        <w:t>Аналитическая справка по этим данным (числа из графиков и счётчиков) и отвечает на вопрос цели моделирования: если очередь легковых автомобилей на выезде систематически растёт или их время ожидания велико (грузовые занимают выезд постоянно) — дополнительная полоса необходима; если очередь эпизодична и быстро рассасывается — достаточно существующей полосы.</w:t>
+        <w:t>По графикам время заправки стабилизируется около 2 — это заданное Mean экспоненциального закона. Ожидание в очереди на выезде держится в районе 0,5 и не разгоняется: легковые стоят, но очередь не растёт безгранично. На горизонте прогона одной полосы хватает, хотя приоритет грузовиков легковым всё же добавляет задержку.</w:t>
       </w:r>
     </w:p>
     <w:p>
       <w:pPr>
         <w:pStyle w:val="Heading1"/>
+        <w:ind w:firstLine="0"/>
       </w:pPr>
       <w:r>
-        <w:t>3. Обоснование времени прогона модели</w:t>
-      </w:r>
-    </w:p>
-    <w:p>
-      <w:r>
-        <w:rPr>
-          <w:b w:val="0"/>
-          <w:i w:val="0"/>
-        </w:rPr>
-        <w:t>Время прогона определяется режимом работы реального объекта (п. 1) и задачей «сколько времени работает автозаправка»:</w:t>
+        <w:t>3. Обоснование времени прогона</w:t>
       </w:r>
     </w:p>
     <w:p>
       <w:pPr>
-        <w:pStyle w:val="ListBullet"/>
+        <w:ind w:firstLine="709"/>
       </w:pPr>
       <w:r>
-        <w:t>реальная АЗС работает сменами (12 ч) либо круглосуточно; пиковая нагрузка на выезд приходится на дневные часы, поэтому горизонт моделирования должен покрывать полную смену, чтобы увидеть и пики, и спады потоков;</w:t>
+        <w:rPr>
+          <w:rFonts w:ascii="Times New Roman" w:hAnsi="Times New Roman" w:eastAsia="Times New Roman" w:cs="Times New Roman"/>
+          <w:b w:val="0"/>
+          <w:i w:val="0"/>
+          <w:color w:val="000000"/>
+          <w:sz w:val="28"/>
+        </w:rPr>
+        <w:t>Реальная АЗС работает сменой 12 часов или круглосуточно. Пик на выезде — дневные часы, поэтому смотреть нужно хотя бы одну полную смену, иначе не видно ни пика, ни спада.</w:t>
       </w:r>
     </w:p>
     <w:p>
       <w:pPr>
-        <w:pStyle w:val="ListBullet"/>
+        <w:ind w:firstLine="709"/>
       </w:pPr>
       <w:r>
-        <w:t>поток грузовых автомобилей (Period = 0,3 ч) за 12-часовую смену даёт ≈ 40 автомобилей, за сутки ≈ 80 — статистически значимая выборка для оценки занятости выезда; поток легковых (Period = 3 ч) за смену даёт ≈ 4 автомобиля, за сутки ≈ 8; минимальная выборка грузового потока (≥ 30 машин) набирается за 30 × 0,3 ч = 9 ч;</w:t>
+        <w:rPr>
+          <w:rFonts w:ascii="Times New Roman" w:hAnsi="Times New Roman" w:eastAsia="Times New Roman" w:cs="Times New Roman"/>
+          <w:b w:val="0"/>
+          <w:i w:val="0"/>
+          <w:color w:val="000000"/>
+          <w:sz w:val="28"/>
+        </w:rPr>
+        <w:t>Грузовики идут с Period = 0,3 ч, за 12-часовую смену это около 40 машин, за сутки — около 80. Легковые при Period = 3 ч: 4 за смену, 8 за сутки. Чтобы набрать хотя бы ~30 грузовиков (минимум, по которому уже можно судить о занятости выезда), нужно 30 × 0,3 = 9 ч. Обслуживание экспоненциальное со средним 2, для устойчивой загрузки колонок тоже нужны десятки обслуживаний.</w:t>
       </w:r>
     </w:p>
     <w:p>
       <w:pPr>
-        <w:pStyle w:val="ListBullet"/>
+        <w:ind w:firstLine="709"/>
       </w:pPr>
       <w:r>
-        <w:t>время обслуживания экспоненциальное (Mean = 2 в единицах модели): для устойчивой статистики загрузки колонок нужно не менее 30–50 обслуживаний на колонку, что обеспечивается указанными сроками;</w:t>
-      </w:r>
-    </w:p>
-    <w:p>
-      <w:pPr>
-        <w:pStyle w:val="ListBullet"/>
-      </w:pPr>
-      <w:r>
-        <w:t>вопрос задания «сколько времени работает автозаправка?»: принимаем время работы модели = 12 ч (одна смена) — при этом заправляется ≈ 40 грузовых и ≈ 4 легковых автомобиля; для статистики по легковым автомобилям рекомендуется прогнать 24 ч (сутки: ≈ 80 грузовых и ≈ 8 легковых) либо увеличить их поток (Period = 1 ч) и ограничиться сменой 8–12 ч.</w:t>
-      </w:r>
-    </w:p>
-    <w:p>
-      <w:r>
         <w:rPr>
+          <w:rFonts w:ascii="Times New Roman" w:hAnsi="Times New Roman" w:eastAsia="Times New Roman" w:cs="Times New Roman"/>
           <w:b w:val="0"/>
           <w:i w:val="0"/>
+          <w:color w:val="000000"/>
+          <w:sz w:val="28"/>
         </w:rPr>
-        <w:t>Вывод: рекомендуемое время прогона — 12–24 модельных часа (смена или сутки работы АЗС); минимально — 6–8 ч (≈ 20–27 грузовых автомобилей), при этом количество заправленных машин за смену составляет ≈ 40 грузовых и ≈ 4 легковых, за сутки — ≈ 80 и ≈ 8 соответственно.</w:t>
+        <w:t>Поэтому время работы автозаправки в модели принято равным 12 часам (одна смена). За смену заправляется порядка 40 грузовых и 4 легковых. Если смотреть сутки — 24 ч, тогда 80 и 8 соответственно. Именно на этом горизонте ставится вопрос о второй полосе: за несколько часов случайный простой выезда ещё ничего не значит, за смену — уже видно.</w:t>
       </w:r>
     </w:p>
     <w:p>
       <w:pPr>
         <w:pStyle w:val="Heading1"/>
+        <w:ind w:firstLine="0"/>
       </w:pPr>
       <w:r>
-        <w:t>4. Вывод по разбору</w:t>
+        <w:t>4. Вывод</w:t>
       </w:r>
     </w:p>
     <w:p>
+      <w:pPr>
+        <w:ind w:firstLine="709"/>
+      </w:pPr>
       <w:r>
         <w:rPr>
+          <w:rFonts w:ascii="Times New Roman" w:hAnsi="Times New Roman" w:eastAsia="Times New Roman" w:cs="Times New Roman"/>
           <w:b w:val="0"/>
           <w:i w:val="0"/>
+          <w:color w:val="000000"/>
+          <w:sz w:val="28"/>
         </w:rPr>
-        <w:t>Модель «Лр 3 САиМИС» описывает реальный объект — АЗС с двумя независимыми заправочными колонками (грузовые и легковые автомобили) и одним выездом, на котором грузовые имеют приоритет. Настройки (периоды поступления 3 ч и 0,3 ч, очередь ёмкостью 25, экспоненциальное время обслуживания со средним 2, приоритет входа IN1 на выезде) отражают свойства объекта. Модель позволяет получить статистику по числу обслуженных автомобилей, длине очереди на выезде, временам обслуживания и нагрузке колонок — данные для ответа на вопрос о необходимости дополнительной полосы выезда. Обоснованное время прогона — 12–24 модельных часа (рабочая смена или сутки работы АЗС).</w:t>
+        <w:t>«Лр 3 САиМИС» — это АЗС с двумя независимыми колонками и одним выездом, на котором приоритет у грузовиков. Периоды 3 ч и 0,3 ч, очередь на 25, экспоненциальное обслуживание со средним 2 и приоритет IN1 соответствуют объекту. Модель даёт число заправленных машин, очередь на выезде, времена обслуживания и нагрузку колонок — как раз те цифры, по которым решается, нужна ли вторая полоса. Время прогона — 12 ч (смена). По графикам очередь легковых на выезде есть, но не растёт, то есть на данной интенсивности потоков дополнительной полосы не требуется; при росте потока грузовиков вывод нужно пересматривать.</w:t>
       </w:r>
     </w:p>
     <w:sectPr>
@@ -933,10 +1548,12 @@
     <w:qFormat/>
     <w:rsid w:val="00FC693F"/>
     <w:pPr>
-      <w:spacing w:after="120" w:line="276" w:lineRule="auto"/>
+      <w:spacing w:after="120" w:before="0" w:line="276" w:lineRule="auto"/>
+      <w:ind w:firstLine="709"/>
     </w:pPr>
     <w:rPr>
       <w:rFonts w:ascii="Times New Roman" w:hAnsi="Times New Roman" w:eastAsia="Times New Roman"/>
+      <w:color w:val="000000"/>
       <w:sz w:val="28"/>
     </w:rPr>
   </w:style>
@@ -995,7 +1612,8 @@
     <w:pPr>
       <w:keepNext/>
       <w:keepLines/>
-      <w:spacing w:before="480" w:after="0"/>
+      <w:spacing w:before="240" w:after="120"/>
+      <w:ind w:firstLine="0"/>
       <w:outlineLvl w:val="0"/>
     </w:pPr>
     <w:rPr>
@@ -1019,7 +1637,8 @@
     <w:pPr>
       <w:keepNext/>
       <w:keepLines/>
-      <w:spacing w:before="200" w:after="0"/>
+      <w:spacing w:before="240" w:after="120"/>
+      <w:ind w:firstLine="0"/>
       <w:outlineLvl w:val="1"/>
     </w:pPr>
     <w:rPr>
@@ -1284,7 +1903,8 @@
       <w:pBdr>
         <w:bottom w:val="single" w:sz="8" w:space="4" w:color="4F81BD" w:themeColor="accent1"/>
       </w:pBdr>
-      <w:spacing w:after="300" w:line="240" w:lineRule="auto"/>
+      <w:spacing w:after="120" w:line="240" w:lineRule="auto" w:before="240"/>
+      <w:ind w:firstLine="0"/>
       <w:contextualSpacing/>
     </w:pPr>
     <w:rPr>
